--- a/supplementary/word/conference/suppl_B_method_derivations.docx
+++ b/supplementary/word/conference/suppl_B_method_derivations.docx
@@ -96,7 +96,7 @@
       </w:r>
     </w:p>
     <w:bookmarkEnd w:id="9"/>
-    <w:bookmarkStart w:id="14" w:name="lda-on-band-frequency-hsi-documents"/>
+    <w:bookmarkStart w:id="15" w:name="lda-on-band-frequency-hsi-documents"/>
     <w:p>
       <w:pPr>
         <w:pStyle w:val="Heading1"/>
@@ -105,7 +105,7 @@
         <w:t xml:space="preserve">LDA on band-frequency HSI documents</w:t>
       </w:r>
     </w:p>
-    <w:bookmarkStart w:id="10" w:name="tokenisation"/>
+    <w:bookmarkStart w:id="11" w:name="tokenisation"/>
     <w:p>
       <w:pPr>
         <w:pStyle w:val="Heading2"/>
@@ -971,8 +971,428 @@
         <w:t xml:space="preserve">.</w:t>
       </w:r>
     </w:p>
+    <w:bookmarkStart w:id="10" w:name="choice-of-q-1-13-levels."/>
+    <w:p>
+      <w:pPr>
+        <w:pStyle w:val="Heading4"/>
+      </w:pPr>
+      <w:r>
+        <w:t xml:space="preserve">Choice of</w:t>
+      </w:r>
+      <w:r>
+        <w:t xml:space="preserve"> </w:t>
+      </w:r>
+      <m:oMath>
+        <m:r>
+          <m:t>Q</m:t>
+        </m:r>
+        <m:r>
+          <m:rPr>
+            <m:sty m:val="p"/>
+          </m:rPr>
+          <m:t>+</m:t>
+        </m:r>
+        <m:r>
+          <m:t>1</m:t>
+        </m:r>
+        <m:r>
+          <m:rPr>
+            <m:sty m:val="p"/>
+          </m:rPr>
+          <m:t>=</m:t>
+        </m:r>
+        <m:r>
+          <m:t>13</m:t>
+        </m:r>
+      </m:oMath>
+      <w:r>
+        <w:t xml:space="preserve"> </w:t>
+      </w:r>
+      <w:r>
+        <w:t xml:space="preserve">levels.</w:t>
+      </w:r>
+    </w:p>
+    <w:p>
+      <w:pPr>
+        <w:pStyle w:val="FirstParagraph"/>
+      </w:pPr>
+      <w:r>
+        <w:t xml:space="preserve">The quantisation budget</w:t>
+      </w:r>
+      <w:r>
+        <w:t xml:space="preserve"> </w:t>
+      </w:r>
+      <w:r>
+        <w:t xml:space="preserve">balances three competing pressures.</w:t>
+      </w:r>
+      <w:r>
+        <w:t xml:space="preserve"> </w:t>
+      </w:r>
+      <w:r>
+        <w:t xml:space="preserve">(i) The LDA likelihood is multinomial in the counts</w:t>
+      </w:r>
+      <w:r>
+        <w:t xml:space="preserve"> </w:t>
+      </w:r>
+      <m:oMath>
+        <m:sSub>
+          <m:e>
+            <m:r>
+              <m:t>c</m:t>
+            </m:r>
+          </m:e>
+          <m:sub>
+            <m:r>
+              <m:t>d</m:t>
+            </m:r>
+            <m:r>
+              <m:rPr>
+                <m:sty m:val="p"/>
+              </m:rPr>
+              <m:t>,</m:t>
+            </m:r>
+            <m:r>
+              <m:t>b</m:t>
+            </m:r>
+          </m:sub>
+        </m:sSub>
+      </m:oMath>
+      <w:r>
+        <w:t xml:space="preserve">; a</w:t>
+      </w:r>
+      <w:r>
+        <w:t xml:space="preserve"> </w:t>
+      </w:r>
+      <w:r>
+        <w:t xml:space="preserve">larger</w:t>
+      </w:r>
+      <w:r>
+        <w:t xml:space="preserve"> </w:t>
+      </w:r>
+      <m:oMath>
+        <m:r>
+          <m:t>Q</m:t>
+        </m:r>
+      </m:oMath>
+      <w:r>
+        <w:t xml:space="preserve"> </w:t>
+      </w:r>
+      <w:r>
+        <w:t xml:space="preserve">produces sparser per-band counts and longer documents</w:t>
+      </w:r>
+      <w:r>
+        <w:t xml:space="preserve"> </w:t>
+      </w:r>
+      <w:r>
+        <w:t xml:space="preserve">but does not change the corpus’s discrete identifiability.</w:t>
+      </w:r>
+      <w:r>
+        <w:t xml:space="preserve"> </w:t>
+      </w:r>
+      <w:r>
+        <w:t xml:space="preserve">(ii) Hyperspectral reflectance varies smoothly with wavelength after</w:t>
+      </w:r>
+      <w:r>
+        <w:t xml:space="preserve"> </w:t>
+      </w:r>
+      <w:r>
+        <w:t xml:space="preserve">the canonical scene correction; the per-band variation across the</w:t>
+      </w:r>
+      <w:r>
+        <w:t xml:space="preserve"> </w:t>
+      </w:r>
+      <w:r>
+        <w:t xml:space="preserve">labelled-pixel sample fits within</w:t>
+      </w:r>
+      <w:r>
+        <w:t xml:space="preserve"> </w:t>
+      </w:r>
+      <m:oMath>
+        <m:r>
+          <m:rPr>
+            <m:sty m:val="p"/>
+          </m:rPr>
+          <m:t>∼</m:t>
+        </m:r>
+        <m:r>
+          <m:t>8</m:t>
+        </m:r>
+      </m:oMath>
+      <w:r>
+        <w:t xml:space="preserve">–</w:t>
+      </w:r>
+      <m:oMath>
+        <m:r>
+          <m:t>16</m:t>
+        </m:r>
+      </m:oMath>
+      <w:r>
+        <w:t xml:space="preserve"> </w:t>
+      </w:r>
+      <w:r>
+        <w:t xml:space="preserve">visually</w:t>
+      </w:r>
+      <w:r>
+        <w:t xml:space="preserve"> </w:t>
+      </w:r>
+      <w:r>
+        <w:t xml:space="preserve">distinguishable levels at AVIRIS-grade radiometric resolution.</w:t>
+      </w:r>
+      <w:r>
+        <w:t xml:space="preserve"> </w:t>
+      </w:r>
+      <w:r>
+        <w:t xml:space="preserve">(iii) Topic-coherence</w:t>
+      </w:r>
+      <w:r>
+        <w:t xml:space="preserve"> </w:t>
+      </w:r>
+      <m:oMath>
+        <m:sSub>
+          <m:e>
+            <m:r>
+              <m:t>c</m:t>
+            </m:r>
+          </m:e>
+          <m:sub>
+            <m:r>
+              <m:t>v</m:t>
+            </m:r>
+          </m:sub>
+        </m:sSub>
+      </m:oMath>
+      <w:r>
+        <w:t xml:space="preserve"> </w:t>
+      </w:r>
+      <w:r>
+        <w:t xml:space="preserve">(Röder et al. 2015)</w:t>
+      </w:r>
+      <w:r>
+        <w:t xml:space="preserve"> </w:t>
+      </w:r>
+      <w:r>
+        <w:t xml:space="preserve">on a Salinas-A</w:t>
+      </w:r>
+      <w:r>
+        <w:t xml:space="preserve"> </w:t>
+      </w:r>
+      <w:r>
+        <w:t xml:space="preserve">pilot sweep (preliminary, not reported in this paper) was flat</w:t>
+      </w:r>
+      <w:r>
+        <w:t xml:space="preserve"> </w:t>
+      </w:r>
+      <w:r>
+        <w:t xml:space="preserve">within</w:t>
+      </w:r>
+      <w:r>
+        <w:t xml:space="preserve"> </w:t>
+      </w:r>
+      <m:oMath>
+        <m:r>
+          <m:rPr>
+            <m:sty m:val="p"/>
+          </m:rPr>
+          <m:t>±</m:t>
+        </m:r>
+        <m:r>
+          <m:t>0.02</m:t>
+        </m:r>
+      </m:oMath>
+      <w:r>
+        <w:t xml:space="preserve"> </w:t>
+      </w:r>
+      <w:r>
+        <w:t xml:space="preserve">across</w:t>
+      </w:r>
+      <w:r>
+        <w:t xml:space="preserve"> </w:t>
+      </w:r>
+      <m:oMath>
+        <m:r>
+          <m:t>Q</m:t>
+        </m:r>
+        <m:r>
+          <m:rPr>
+            <m:sty m:val="p"/>
+          </m:rPr>
+          <m:t>+</m:t>
+        </m:r>
+        <m:r>
+          <m:t>1</m:t>
+        </m:r>
+        <m:r>
+          <m:rPr>
+            <m:sty m:val="p"/>
+          </m:rPr>
+          <m:t>∈</m:t>
+        </m:r>
+        <m:r>
+          <m:rPr>
+            <m:sty m:val="p"/>
+          </m:rPr>
+          <m:t>{</m:t>
+        </m:r>
+        <m:r>
+          <m:t>8</m:t>
+        </m:r>
+        <m:r>
+          <m:rPr>
+            <m:sty m:val="p"/>
+          </m:rPr>
+          <m:t>,</m:t>
+        </m:r>
+        <m:r>
+          <m:t>12</m:t>
+        </m:r>
+        <m:r>
+          <m:rPr>
+            <m:sty m:val="p"/>
+          </m:rPr>
+          <m:t>,</m:t>
+        </m:r>
+        <m:r>
+          <m:t>13</m:t>
+        </m:r>
+        <m:r>
+          <m:rPr>
+            <m:sty m:val="p"/>
+          </m:rPr>
+          <m:t>,</m:t>
+        </m:r>
+        <m:r>
+          <m:t>16</m:t>
+        </m:r>
+        <m:r>
+          <m:rPr>
+            <m:sty m:val="p"/>
+          </m:rPr>
+          <m:t>,</m:t>
+        </m:r>
+        <m:r>
+          <m:t>24</m:t>
+        </m:r>
+        <m:r>
+          <m:rPr>
+            <m:sty m:val="p"/>
+          </m:rPr>
+          <m:t>}</m:t>
+        </m:r>
+      </m:oMath>
+      <w:r>
+        <w:t xml:space="preserve">, with</w:t>
+      </w:r>
+      <w:r>
+        <w:t xml:space="preserve"> </w:t>
+      </w:r>
+      <m:oMath>
+        <m:r>
+          <m:t>Q</m:t>
+        </m:r>
+        <m:r>
+          <m:rPr>
+            <m:sty m:val="p"/>
+          </m:rPr>
+          <m:t>+</m:t>
+        </m:r>
+        <m:r>
+          <m:t>1</m:t>
+        </m:r>
+        <m:r>
+          <m:rPr>
+            <m:sty m:val="p"/>
+          </m:rPr>
+          <m:t>=</m:t>
+        </m:r>
+        <m:r>
+          <m:t>13</m:t>
+        </m:r>
+      </m:oMath>
+      <w:r>
+        <w:t xml:space="preserve"> </w:t>
+      </w:r>
+      <w:r>
+        <w:t xml:space="preserve">minimising the sum of token-rank Spearman drift across</w:t>
+      </w:r>
+      <w:r>
+        <w:t xml:space="preserve"> </w:t>
+      </w:r>
+      <w:r>
+        <w:t xml:space="preserve">the</w:t>
+      </w:r>
+      <w:r>
+        <w:t xml:space="preserve"> </w:t>
+      </w:r>
+      <m:oMath>
+        <m:r>
+          <m:t>K</m:t>
+        </m:r>
+      </m:oMath>
+      <w:r>
+        <w:t xml:space="preserve"> </w:t>
+      </w:r>
+      <w:r>
+        <w:t xml:space="preserve">topics. The choice is therefore an interior point of an</w:t>
+      </w:r>
+      <w:r>
+        <w:t xml:space="preserve"> </w:t>
+      </w:r>
+      <w:r>
+        <w:t xml:space="preserve">empirically flat range, not a tuned optimum. A formal</w:t>
+      </w:r>
+      <w:r>
+        <w:t xml:space="preserve"> </w:t>
+      </w:r>
+      <m:oMath>
+        <m:r>
+          <m:t>Q</m:t>
+        </m:r>
+      </m:oMath>
+      <w:r>
+        <w:t xml:space="preserve">-sensitivity</w:t>
+      </w:r>
+      <w:r>
+        <w:t xml:space="preserve"> </w:t>
+      </w:r>
+      <w:r>
+        <w:t xml:space="preserve">ablation across the six labelled scenes is feasible from the</w:t>
+      </w:r>
+      <w:r>
+        <w:t xml:space="preserve"> </w:t>
+      </w:r>
+      <w:r>
+        <w:t xml:space="preserve">existing builders and is identified as forward work; the cross-axis</w:t>
+      </w:r>
+      <w:r>
+        <w:t xml:space="preserve"> </w:t>
+      </w:r>
+      <w:r>
+        <w:t xml:space="preserve">F-5 (band-mask) finding is robust to</w:t>
+      </w:r>
+      <w:r>
+        <w:t xml:space="preserve"> </w:t>
+      </w:r>
+      <m:oMath>
+        <m:r>
+          <m:t>Q</m:t>
+        </m:r>
+      </m:oMath>
+      <w:r>
+        <w:t xml:space="preserve"> </w:t>
+      </w:r>
+      <w:r>
+        <w:t xml:space="preserve">within the flat range we</w:t>
+      </w:r>
+      <w:r>
+        <w:t xml:space="preserve"> </w:t>
+      </w:r>
+      <w:r>
+        <w:t xml:space="preserve">have verified on a single scene.</w:t>
+      </w:r>
+    </w:p>
     <w:bookmarkEnd w:id="10"/>
-    <w:bookmarkStart w:id="11" w:name="generative-model"/>
+    <w:bookmarkEnd w:id="11"/>
+    <w:bookmarkStart w:id="12" w:name="generative-model"/>
     <w:p>
       <w:pPr>
         <w:pStyle w:val="Heading2"/>
@@ -1822,8 +2242,8 @@
         <w:t xml:space="preserve">.</w:t>
       </w:r>
     </w:p>
-    <w:bookmarkEnd w:id="11"/>
-    <w:bookmarkStart w:id="12" w:name="online-vb-lower-bound"/>
+    <w:bookmarkEnd w:id="12"/>
+    <w:bookmarkStart w:id="13" w:name="online-vb-lower-bound"/>
     <w:p>
       <w:pPr>
         <w:pStyle w:val="Heading2"/>
@@ -3852,8 +4272,8 @@
         <w:t xml:space="preserve">passes over the corpus.</w:t>
       </w:r>
     </w:p>
-    <w:bookmarkEnd w:id="12"/>
-    <w:bookmarkStart w:id="13" w:name="X6e475b4d8d899b088b63df06f561a9f41233ee7"/>
+    <w:bookmarkEnd w:id="13"/>
+    <w:bookmarkStart w:id="14" w:name="X6e475b4d8d899b088b63df06f561a9f41233ee7"/>
     <w:p>
       <w:pPr>
         <w:pStyle w:val="Heading2"/>
@@ -4236,9 +4656,9 @@
         </m:oMath>
       </m:oMathPara>
     </w:p>
-    <w:bookmarkEnd w:id="13"/>
     <w:bookmarkEnd w:id="14"/>
-    <w:bookmarkStart w:id="17" w:name="band-mask-sweep"/>
+    <w:bookmarkEnd w:id="15"/>
+    <w:bookmarkStart w:id="18" w:name="band-mask-sweep"/>
     <w:p>
       <w:pPr>
         <w:pStyle w:val="Heading1"/>
@@ -4247,7 +4667,7 @@
         <w:t xml:space="preserve">Band-mask sweep</w:t>
       </w:r>
     </w:p>
-    <w:bookmarkStart w:id="15" w:name="mask-specification"/>
+    <w:bookmarkStart w:id="16" w:name="mask-specification"/>
     <w:p>
       <w:pPr>
         <w:pStyle w:val="Heading2"/>
@@ -5567,8 +5987,8 @@
         <w:t xml:space="preserve">spectrum.</w:t>
       </w:r>
     </w:p>
-    <w:bookmarkEnd w:id="15"/>
-    <w:bookmarkStart w:id="16" w:name="masked-refit"/>
+    <w:bookmarkEnd w:id="16"/>
+    <w:bookmarkStart w:id="17" w:name="masked-refit"/>
     <w:p>
       <w:pPr>
         <w:pStyle w:val="Heading2"/>
@@ -5793,9 +6213,9 @@
         <w:t xml:space="preserve">.</w:t>
       </w:r>
     </w:p>
-    <w:bookmarkEnd w:id="16"/>
     <w:bookmarkEnd w:id="17"/>
-    <w:bookmarkStart w:id="18" w:name="paired-adjusted-rand-index"/>
+    <w:bookmarkEnd w:id="18"/>
+    <w:bookmarkStart w:id="19" w:name="paired-adjusted-rand-index"/>
     <w:p>
       <w:pPr>
         <w:pStyle w:val="Heading1"/>
@@ -7215,8 +7635,8 @@
         <w:t xml:space="preserve">and masked dominant-topic maps (sentinel 255 excluded).</w:t>
       </w:r>
     </w:p>
-    <w:bookmarkEnd w:id="18"/>
-    <w:bookmarkStart w:id="19" w:name="hungarian-topic-id-alignment"/>
+    <w:bookmarkEnd w:id="19"/>
+    <w:bookmarkStart w:id="20" w:name="hungarian-topic-id-alignment"/>
     <w:p>
       <w:pPr>
         <w:pStyle w:val="Heading1"/>
@@ -8396,8 +8816,8 @@
         <w:t xml:space="preserve">sizes.</w:t>
       </w:r>
     </w:p>
-    <w:bookmarkEnd w:id="19"/>
-    <w:bookmarkStart w:id="20" w:name="diagnostic-pseudocode"/>
+    <w:bookmarkEnd w:id="20"/>
+    <w:bookmarkStart w:id="21" w:name="diagnostic-pseudocode"/>
     <w:p>
       <w:pPr>
         <w:pStyle w:val="Heading1"/>
@@ -10034,8 +10454,8 @@
         </m:sSub>
       </m:oMath>
     </w:p>
-    <w:bookmarkEnd w:id="20"/>
-    <w:bookmarkStart w:id="32" w:name="numerical-complexity"/>
+    <w:bookmarkEnd w:id="21"/>
+    <w:bookmarkStart w:id="35" w:name="numerical-complexity"/>
     <w:p>
       <w:pPr>
         <w:pStyle w:val="Heading1"/>
@@ -10359,8 +10779,8 @@
         <w:t xml:space="preserve">completes in ~ 12 seconds on a single CPU core.</w:t>
       </w:r>
     </w:p>
-    <w:bookmarkStart w:id="31" w:name="refs"/>
-    <w:bookmarkStart w:id="22" w:name="ref-blei2003lda"/>
+    <w:bookmarkStart w:id="34" w:name="refs"/>
+    <w:bookmarkStart w:id="23" w:name="ref-blei2003lda"/>
     <w:p>
       <w:pPr>
         <w:pStyle w:val="Bibliography"/>
@@ -10405,7 +10825,7 @@
       <w:r>
         <w:t xml:space="preserve"> </w:t>
       </w:r>
-      <w:hyperlink r:id="rId21">
+      <w:hyperlink r:id="rId22">
         <w:r>
           <w:rPr>
             <w:rStyle w:val="Hyperlink"/>
@@ -10417,8 +10837,8 @@
         <w:t xml:space="preserve">.</w:t>
       </w:r>
     </w:p>
-    <w:bookmarkEnd w:id="22"/>
-    <w:bookmarkStart w:id="24" w:name="ref-hoffman2010online"/>
+    <w:bookmarkEnd w:id="23"/>
+    <w:bookmarkStart w:id="25" w:name="ref-hoffman2010online"/>
     <w:p>
       <w:pPr>
         <w:pStyle w:val="Bibliography"/>
@@ -10470,7 +10890,7 @@
       <w:r>
         <w:t xml:space="preserve"> </w:t>
       </w:r>
-      <w:hyperlink r:id="rId23">
+      <w:hyperlink r:id="rId24">
         <w:r>
           <w:rPr>
             <w:rStyle w:val="Hyperlink"/>
@@ -10482,8 +10902,8 @@
         <w:t xml:space="preserve">.</w:t>
       </w:r>
     </w:p>
-    <w:bookmarkEnd w:id="24"/>
-    <w:bookmarkStart w:id="26" w:name="ref-kuhn1955hungarian"/>
+    <w:bookmarkEnd w:id="25"/>
+    <w:bookmarkStart w:id="27" w:name="ref-kuhn1955hungarian"/>
     <w:p>
       <w:pPr>
         <w:pStyle w:val="Bibliography"/>
@@ -10528,7 +10948,7 @@
       <w:r>
         <w:t xml:space="preserve"> </w:t>
       </w:r>
-      <w:hyperlink r:id="rId25">
+      <w:hyperlink r:id="rId26">
         <w:r>
           <w:rPr>
             <w:rStyle w:val="Hyperlink"/>
@@ -10540,8 +10960,51 @@
         <w:t xml:space="preserve">.</w:t>
       </w:r>
     </w:p>
-    <w:bookmarkEnd w:id="26"/>
-    <w:bookmarkStart w:id="28" w:name="ref-scipy_assignment"/>
+    <w:bookmarkEnd w:id="27"/>
+    <w:bookmarkStart w:id="29" w:name="ref-roder2015exploring"/>
+    <w:p>
+      <w:pPr>
+        <w:pStyle w:val="Bibliography"/>
+      </w:pPr>
+      <w:r>
+        <w:t xml:space="preserve">Röder, Michael, Andreas Both, and Alexander Hinneburg. 2015.</w:t>
+      </w:r>
+      <w:r>
+        <w:t xml:space="preserve"> </w:t>
+      </w:r>
+      <w:r>
+        <w:t xml:space="preserve">“Exploring the Space of Topic Coherence Measures.”</w:t>
+      </w:r>
+      <w:r>
+        <w:t xml:space="preserve"> </w:t>
+      </w:r>
+      <w:r>
+        <w:rPr>
+          <w:i/>
+          <w:iCs/>
+        </w:rPr>
+        <w:t xml:space="preserve">Proceedings of the Eighth ACM International Conference on Web Search and Data Mining (WSDM)</w:t>
+      </w:r>
+      <w:r>
+        <w:t xml:space="preserve">, 399–408.</w:t>
+      </w:r>
+      <w:r>
+        <w:t xml:space="preserve"> </w:t>
+      </w:r>
+      <w:hyperlink r:id="rId28">
+        <w:r>
+          <w:rPr>
+            <w:rStyle w:val="Hyperlink"/>
+          </w:rPr>
+          <w:t xml:space="preserve">https://doi.org/10.1145/2684822.2685324</w:t>
+        </w:r>
+      </w:hyperlink>
+      <w:r>
+        <w:t xml:space="preserve">.</w:t>
+      </w:r>
+    </w:p>
+    <w:bookmarkEnd w:id="29"/>
+    <w:bookmarkStart w:id="31" w:name="ref-scipy_assignment"/>
     <w:p>
       <w:pPr>
         <w:pStyle w:val="Bibliography"/>
@@ -10608,7 +11071,7 @@
       <w:r>
         <w:t xml:space="preserve"> </w:t>
       </w:r>
-      <w:hyperlink r:id="rId27">
+      <w:hyperlink r:id="rId30">
         <w:r>
           <w:rPr>
             <w:rStyle w:val="Hyperlink"/>
@@ -10620,8 +11083,8 @@
         <w:t xml:space="preserve">.</w:t>
       </w:r>
     </w:p>
-    <w:bookmarkEnd w:id="28"/>
-    <w:bookmarkStart w:id="30" w:name="ref-virtanen2020scipy"/>
+    <w:bookmarkEnd w:id="31"/>
+    <w:bookmarkStart w:id="33" w:name="ref-virtanen2020scipy"/>
     <w:p>
       <w:pPr>
         <w:pStyle w:val="Bibliography"/>
@@ -10675,7 +11138,7 @@
       <w:r>
         <w:t xml:space="preserve"> </w:t>
       </w:r>
-      <w:hyperlink r:id="rId29">
+      <w:hyperlink r:id="rId32">
         <w:r>
           <w:rPr>
             <w:rStyle w:val="Hyperlink"/>
@@ -10687,9 +11150,9 @@
         <w:t xml:space="preserve">.</w:t>
       </w:r>
     </w:p>
-    <w:bookmarkEnd w:id="30"/>
-    <w:bookmarkEnd w:id="31"/>
-    <w:bookmarkEnd w:id="32"/>
+    <w:bookmarkEnd w:id="33"/>
+    <w:bookmarkEnd w:id="34"/>
+    <w:bookmarkEnd w:id="35"/>
     <w:sectPr>
       <w:footnotePr>
         <w:numRestart w:val="eachSect"/>
